--- a/downloads/teacher/05 Materials/Unit 01/Handouts/Handout 01.10 - Build a Plate.docx
+++ b/downloads/teacher/05 Materials/Unit 01/Handouts/Handout 01.10 - Build a Plate.docx
@@ -91,29 +91,53 @@
       <w:r>
         <w:t xml:space="preserve">The four rules:</w:t>
       </w:r>
-      <w:r>
-        <w:t xml:space="preserve"> </w:t>
-      </w:r>
-      <w:r>
-        <w:t xml:space="preserve">1. Half the plate is fruits and vegetables. Vegetables get a little more room than fruit.</w:t>
-      </w:r>
-      <w:r>
-        <w:t xml:space="preserve"> </w:t>
-      </w:r>
-      <w:r>
-        <w:t xml:space="preserve">2. The other half is grains and protein foods. Grains get a little more room than protein foods.</w:t>
-      </w:r>
-      <w:r>
-        <w:t xml:space="preserve"> </w:t>
-      </w:r>
-      <w:r>
-        <w:t xml:space="preserve">3. Dairy is on the side in a cup (milk, yogurt, or a calcium-fortified soy drink).</w:t>
-      </w:r>
-      <w:r>
-        <w:t xml:space="preserve"> </w:t>
-      </w:r>
-      <w:r>
-        <w:t xml:space="preserve">4. Make half your grains whole grains.</w:t>
+    </w:p>
+    <w:p>
+      <w:pPr>
+        <w:numPr>
+          <w:ilvl w:val="0"/>
+          <w:numId w:val="1001"/>
+        </w:numPr>
+        <w:pStyle w:val="Compact"/>
+      </w:pPr>
+      <w:r>
+        <w:t xml:space="preserve">Half the plate is fruits and vegetables. Vegetables get a little more room than fruit.</w:t>
+      </w:r>
+    </w:p>
+    <w:p>
+      <w:pPr>
+        <w:numPr>
+          <w:ilvl w:val="0"/>
+          <w:numId w:val="1001"/>
+        </w:numPr>
+        <w:pStyle w:val="Compact"/>
+      </w:pPr>
+      <w:r>
+        <w:t xml:space="preserve">The other half is grains and protein foods. Grains get a little more room than protein foods.</w:t>
+      </w:r>
+    </w:p>
+    <w:p>
+      <w:pPr>
+        <w:numPr>
+          <w:ilvl w:val="0"/>
+          <w:numId w:val="1001"/>
+        </w:numPr>
+        <w:pStyle w:val="Compact"/>
+      </w:pPr>
+      <w:r>
+        <w:t xml:space="preserve">Dairy is on the side in a cup (milk, yogurt, or a calcium-fortified soy drink).</w:t>
+      </w:r>
+    </w:p>
+    <w:p>
+      <w:pPr>
+        <w:numPr>
+          <w:ilvl w:val="0"/>
+          <w:numId w:val="1001"/>
+        </w:numPr>
+        <w:pStyle w:val="Compact"/>
+      </w:pPr>
+      <w:r>
+        <w:t xml:space="preserve">Make half your grains whole grains.</w:t>
       </w:r>
     </w:p>
     <w:p>
@@ -1059,8 +1083,150 @@
       </w:pPr>
     </w:lvl>
   </w:abstractNum>
+  <w:abstractNum w:abstractNumId="99411">
+    <w:nsid w:val="ea454b4c"/>
+    <w:multiLevelType w:val="multilevel"/>
+    <w:lvl w:ilvl="0">
+      <w:start w:val="1"/>
+      <w:numFmt w:val="decimal"/>
+      <w:lvlText w:val="%1."/>
+      <w:lvlJc w:val="left"/>
+      <w:pPr>
+        <w:tabs>
+          <w:tab w:val="num" w:pos="0"/>
+        </w:tabs>
+        <w:ind w:left="480" w:hanging="480"/>
+      </w:pPr>
+    </w:lvl>
+    <w:lvl w:ilvl="1">
+      <w:start w:val="1"/>
+      <w:numFmt w:val="decimal"/>
+      <w:lvlText w:val="%2."/>
+      <w:lvlJc w:val="left"/>
+      <w:pPr>
+        <w:tabs>
+          <w:tab w:val="num" w:pos="720"/>
+        </w:tabs>
+        <w:ind w:left="1200" w:hanging="480"/>
+      </w:pPr>
+    </w:lvl>
+    <w:lvl w:ilvl="2">
+      <w:start w:val="1"/>
+      <w:numFmt w:val="decimal"/>
+      <w:lvlText w:val="%3."/>
+      <w:lvlJc w:val="left"/>
+      <w:pPr>
+        <w:tabs>
+          <w:tab w:val="num" w:pos="1440"/>
+        </w:tabs>
+        <w:ind w:left="1920" w:hanging="480"/>
+      </w:pPr>
+    </w:lvl>
+    <w:lvl w:ilvl="3">
+      <w:start w:val="1"/>
+      <w:numFmt w:val="decimal"/>
+      <w:lvlText w:val="%4."/>
+      <w:lvlJc w:val="left"/>
+      <w:pPr>
+        <w:tabs>
+          <w:tab w:val="num" w:pos="2160"/>
+        </w:tabs>
+        <w:ind w:left="2640" w:hanging="480"/>
+      </w:pPr>
+    </w:lvl>
+    <w:lvl w:ilvl="4">
+      <w:start w:val="1"/>
+      <w:numFmt w:val="decimal"/>
+      <w:lvlText w:val="%5."/>
+      <w:lvlJc w:val="left"/>
+      <w:pPr>
+        <w:tabs>
+          <w:tab w:val="num" w:pos="2880"/>
+        </w:tabs>
+        <w:ind w:left="3360" w:hanging="480"/>
+      </w:pPr>
+    </w:lvl>
+    <w:lvl w:ilvl="5">
+      <w:start w:val="1"/>
+      <w:numFmt w:val="decimal"/>
+      <w:lvlText w:val="%6."/>
+      <w:lvlJc w:val="left"/>
+      <w:pPr>
+        <w:tabs>
+          <w:tab w:val="num" w:pos="3600"/>
+        </w:tabs>
+        <w:ind w:left="4080" w:hanging="480"/>
+      </w:pPr>
+    </w:lvl>
+    <w:lvl w:ilvl="6">
+      <w:start w:val="1"/>
+      <w:numFmt w:val="decimal"/>
+      <w:lvlText w:val="%7."/>
+      <w:lvlJc w:val="left"/>
+      <w:pPr>
+        <w:tabs>
+          <w:tab w:val="num" w:pos="4320"/>
+        </w:tabs>
+        <w:ind w:left="4800" w:hanging="480"/>
+      </w:pPr>
+    </w:lvl>
+    <w:lvl w:ilvl="7">
+      <w:start w:val="1"/>
+      <w:numFmt w:val="decimal"/>
+      <w:lvlText w:val="%8."/>
+      <w:lvlJc w:val="left"/>
+      <w:pPr>
+        <w:tabs>
+          <w:tab w:val="num" w:pos="5040"/>
+        </w:tabs>
+        <w:ind w:left="5520" w:hanging="480"/>
+      </w:pPr>
+    </w:lvl>
+    <w:lvl w:ilvl="8">
+      <w:start w:val="1"/>
+      <w:numFmt w:val="decimal"/>
+      <w:lvlText w:val="%9."/>
+      <w:lvlJc w:val="left"/>
+      <w:pPr>
+        <w:tabs>
+          <w:tab w:val="num" w:pos="5760"/>
+        </w:tabs>
+        <w:ind w:left="6240" w:hanging="480"/>
+      </w:pPr>
+    </w:lvl>
+  </w:abstractNum>
   <w:num w:numId="1000">
     <w:abstractNumId w:val="990"/>
+  </w:num>
+  <w:num w:numId="1001">
+    <w:abstractNumId w:val="99411"/>
+    <w:lvlOverride w:ilvl="0">
+      <w:startOverride w:val="1"/>
+    </w:lvlOverride>
+    <w:lvlOverride w:ilvl="1">
+      <w:startOverride w:val="1"/>
+    </w:lvlOverride>
+    <w:lvlOverride w:ilvl="2">
+      <w:startOverride w:val="1"/>
+    </w:lvlOverride>
+    <w:lvlOverride w:ilvl="3">
+      <w:startOverride w:val="1"/>
+    </w:lvlOverride>
+    <w:lvlOverride w:ilvl="4">
+      <w:startOverride w:val="1"/>
+    </w:lvlOverride>
+    <w:lvlOverride w:ilvl="5">
+      <w:startOverride w:val="1"/>
+    </w:lvlOverride>
+    <w:lvlOverride w:ilvl="6">
+      <w:startOverride w:val="1"/>
+    </w:lvlOverride>
+    <w:lvlOverride w:ilvl="7">
+      <w:startOverride w:val="1"/>
+    </w:lvlOverride>
+    <w:lvlOverride w:ilvl="8">
+      <w:startOverride w:val="1"/>
+    </w:lvlOverride>
   </w:num>
 </w:numbering>
 </file>

--- a/downloads/teacher/05 Materials/Unit 01/Handouts/Handout 01.10 - Build a Plate.docx
+++ b/downloads/teacher/05 Materials/Unit 01/Handouts/Handout 01.10 - Build a Plate.docx
@@ -217,17 +217,6 @@
     <w:p>
       <w:pPr>
         <w:pStyle w:val="FirstParagraph"/>
-      </w:pPr>
-      <w:r>
-        <w:rPr>
-          <w:rStyle w:val="TeacherNote"/>
-        </w:rPr>
-        <w:t xml:space="preserve">[Sal: replace this with a large blank circle and a cup outline before printing.]</w:t>
-      </w:r>
-    </w:p>
-    <w:p>
-      <w:pPr>
-        <w:pStyle w:val="BodyText"/>
       </w:pPr>
       <w:r>
         <w:t xml:space="preserve">Section 1 (top left): ______________________ Food: ______________________</w:t>
@@ -704,7 +693,7 @@
         <w:t xml:space="preserve"> </w:t>
       </w:r>
       <w:r>
-        <w:t xml:space="preserve">MyPlate sections, clockwise from top left: Vegetables (top left, the largest section, a little more than a quarter), Fruits (bottom left, a little less than a quarter), Grains (top right, a little more than a quarter), Protein Foods (bottom right, a little less than a quarter), Dairy (the cup on the side). Any correct food in each section counts. Common errors to correct: fruit larger than vegetables; protein larger than grains; dairy drawn on the plate instead of in the cup.</w:t>
+        <w:t xml:space="preserve">MyPlate sections: Fruits (top left, a little less than a quarter), Vegetables (bottom left, the largest section, a little more than a quarter), Grains (top right, a little more than a quarter), Protein Foods (bottom right, a little less than a quarter), Dairy (the cup on the side). Any correct food in each section counts. Common errors to correct: fruit larger than vegetables; protein larger than grains; dairy drawn on the plate instead of in the cup.</w:t>
       </w:r>
     </w:p>
     <w:p>
@@ -759,15 +748,6 @@
       <w:r>
         <w:t xml:space="preserve">The chip bag answer depends on the bag you use.</w:t>
       </w:r>
-      <w:r>
-        <w:t xml:space="preserve"> </w:t>
-      </w:r>
-      <w:r>
-        <w:rPr>
-          <w:rStyle w:val="TeacherNote"/>
-        </w:rPr>
-        <w:t xml:space="preserve">[Sal: write the real number here after you buy it: ______ servings.]</w:t>
-      </w:r>
     </w:p>
     <w:p>
       <w:pPr>
@@ -854,51 +834,6 @@
       </w:r>
       <w:r>
         <w:t xml:space="preserve">1 cup dry cereal; 1 slice bread; 1/2 cup cooked rice or pasta; 1 cup raw leafy greens; 1/2 cup cooked vegetables; 1 medium fruit; 1/2 cup fruit; 3 ounces cooked meat, poultry, or fish (a deck of cards); 1 egg; 1/4 cup cooked beans; 1 tablespoon peanut butter; 1 cup milk or yogurt; 1 1/2 ounces cheese (about four dice); 1 ounce chips (about 15 potato chips or 7 to 10 tortilla chips).</w:t>
-      </w:r>
-      <w:r>
-        <w:t xml:space="preserve"> </w:t>
-      </w:r>
-      <w:r>
-        <w:rPr>
-          <w:rStyle w:val="TeacherNote"/>
-        </w:rPr>
-        <w:t xml:space="preserve">[Sal: check myplate.gov once a year; the group names have not changed since 2011 but the</w:t>
-      </w:r>
-      <w:r>
-        <w:rPr>
-          <w:rStyle w:val="TeacherNote"/>
-        </w:rPr>
-        <w:t xml:space="preserve"> </w:t>
-      </w:r>
-      <w:r>
-        <w:rPr>
-          <w:rStyle w:val="TeacherNote"/>
-        </w:rPr>
-        <w:t xml:space="preserve">“</w:t>
-      </w:r>
-      <w:r>
-        <w:rPr>
-          <w:rStyle w:val="TeacherNote"/>
-        </w:rPr>
-        <w:t xml:space="preserve">what counts as a cup</w:t>
-      </w:r>
-      <w:r>
-        <w:rPr>
-          <w:rStyle w:val="TeacherNote"/>
-        </w:rPr>
-        <w:t xml:space="preserve">”</w:t>
-      </w:r>
-      <w:r>
-        <w:rPr>
-          <w:rStyle w:val="TeacherNote"/>
-        </w:rPr>
-        <w:t xml:space="preserve"> </w:t>
-      </w:r>
-      <w:r>
-        <w:rPr>
-          <w:rStyle w:val="TeacherNote"/>
-        </w:rPr>
-        <w:t xml:space="preserve">pages get edited.]</w:t>
       </w:r>
     </w:p>
     <w:sectPr>
